--- a/osx-poc/reports/gcsg_shadow_execution_report_IT.docx
+++ b/osx-poc/reports/gcsg_shadow_execution_report_IT.docx
@@ -2113,7 +2113,7 @@
         </w:rPr>
         <w:t xml:space="preserve"> wrappato, a differenza del bypass di §4 — esegue il proprio swap-in CPU→GPU su memoria host pageable perché vLLM disabilita la memoria pinnata sotto WSL2. Questo è lento e molto variabile, ma non scorretto e non un blocco. Verificato incrociando il tracker delle issue upstream di vLLM prima di accettare una conclusione del tipo "deve essere un problema di WSL2": </w:t>
       </w:r>
-      <w:hyperlink w:history="1" r:id="rId1tkb4tu5xka1tyzbrvstw">
+      <w:hyperlink w:history="1" r:id="rIdsdas0oz46cncufdnvdj8n">
         <w:r>
           <w:rPr>
             <w:rStyle w:val="Hyperlink"/>
@@ -2128,7 +2128,7 @@
         </w:rPr>
         <w:t xml:space="preserve"> ha un maintainer di vLLM che dichiara che questo è "inevitabile" su WSL, citando la documentazione NVIDIA su CUDA-su-WSL; più significativamente, </w:t>
       </w:r>
-      <w:hyperlink w:history="1" r:id="rIdgis5vwhxfwkhgs-dodrrt">
+      <w:hyperlink w:history="1" r:id="rId0y3srvlttvcmud5r5zzdh">
         <w:r>
           <w:rPr>
             <w:rStyle w:val="Hyperlink"/>
@@ -3028,7 +3028,7 @@
         </w:numPr>
         <w:spacing w:after="80"/>
       </w:pPr>
-      <w:hyperlink w:history="1" r:id="rIdt2qqzqqiocon5hlglsusl">
+      <w:hyperlink w:history="1" r:id="rIdxdssq9b5i85k2c-b00xa8">
         <w:r>
           <w:rPr>
             <w:rStyle w:val="Hyperlink"/>
@@ -3053,7 +3053,7 @@
         </w:numPr>
         <w:spacing w:after="80"/>
       </w:pPr>
-      <w:hyperlink w:history="1" r:id="rIdcthpyndk06u-55hghdvzy">
+      <w:hyperlink w:history="1" r:id="rIdgigen8fw-2sy_wrqflywt">
         <w:r>
           <w:rPr>
             <w:rStyle w:val="Hyperlink"/>
@@ -3174,7 +3174,96 @@
         <w:rPr>
           <w:rFonts w:ascii="Calibri" w:cs="Calibri" w:eastAsia="Calibri" w:hAnsi="Calibri"/>
         </w:rPr>
-        <w:t xml:space="preserve"> di vLLM, sostituendo la selezione round-robin degli expert con una selezione reale guidata da hotness — questo aggira anche interamente il limite di memoria pinnata di WSL2 per il path shadow, dato che il progetto controllerebbe direttamente il transfer H2D invece di dipendere da quello vincolato dalla piattaforma di vLLM.</w:t>
+        <w:t xml:space="preserve"> di vLLM, sostituendo la selezione round-robin degli expert con una selezione reale guidata da hotness. </w:t>
+      </w:r>
+      <w:r>
+        <w:rPr>
+          <w:rFonts w:ascii="Calibri" w:cs="Calibri" w:eastAsia="Calibri" w:hAnsi="Calibri"/>
+          <w:b/>
+          <w:bCs/>
+        </w:rPr>
+        <w:t xml:space="preserve">Correzione (post-review):</w:t>
+      </w:r>
+      <w:r>
+        <w:rPr>
+          <w:rFonts w:ascii="Calibri" w:cs="Calibri" w:eastAsia="Calibri" w:hAnsi="Calibri"/>
+        </w:rPr>
+        <w:t xml:space="preserve"> questo non aggira automaticamente il limite di memoria pinnata di WSL2 — il vincolo di piattaforma di §5 si applica a qualunque processo CUDA sotto WSL2, non specificamente al path di offload di vLLM. M1 (EAT) di per sé non tocca affatto questa questione: è puro bookkeeping in-process, senza alcun codice di transfer. Ciò che controllare il transfer offre davvero: evitare </w:t>
+      </w:r>
+      <w:r>
+        <w:rPr>
+          <w:rFonts w:ascii="Consolas" w:cs="Consolas" w:eastAsia="Consolas" w:hAnsi="Consolas"/>
+          <w:sz w:val="20"/>
+          <w:szCs w:val="20"/>
+          <w:shd w:fill="EFEFEF" w:val="clear"/>
+        </w:rPr>
+        <w:t xml:space="preserve">non_blocking=True</w:t>
+      </w:r>
+      <w:r>
+        <w:rPr>
+          <w:rFonts w:ascii="Calibri" w:cs="Calibri" w:eastAsia="Calibri" w:hAnsi="Calibri"/>
+        </w:rPr>
+        <w:t xml:space="preserve"> su un buffer non pinnato (esattamente il meccanismo della classe di crash di §4) è pienamente sotto il controllo del progetto indipendentemente dal pinning. Se un buffer pinnato manualmente (</w:t>
+      </w:r>
+      <w:r>
+        <w:rPr>
+          <w:rFonts w:ascii="Consolas" w:cs="Consolas" w:eastAsia="Consolas" w:hAnsi="Consolas"/>
+          <w:sz w:val="20"/>
+          <w:szCs w:val="20"/>
+          <w:shd w:fill="EFEFEF" w:val="clear"/>
+        </w:rPr>
+        <w:t xml:space="preserve">torch.Tensor.pin_memory()</w:t>
+      </w:r>
+      <w:r>
+        <w:rPr>
+          <w:rFonts w:ascii="Calibri" w:cs="Calibri" w:eastAsia="Calibri" w:hAnsi="Calibri"/>
+        </w:rPr>
+        <w:t xml:space="preserve">, chiamato direttamente invece che tramite il gate </w:t>
+      </w:r>
+      <w:r>
+        <w:rPr>
+          <w:rFonts w:ascii="Consolas" w:cs="Consolas" w:eastAsia="Consolas" w:hAnsi="Consolas"/>
+          <w:sz w:val="20"/>
+          <w:szCs w:val="20"/>
+          <w:shd w:fill="EFEFEF" w:val="clear"/>
+        </w:rPr>
+        <w:t xml:space="preserve">is_pin_memory_available()</w:t>
+      </w:r>
+      <w:r>
+        <w:rPr>
+          <w:rFonts w:ascii="Calibri" w:cs="Calibri" w:eastAsia="Calibri" w:hAnsi="Calibri"/>
+        </w:rPr>
+        <w:t xml:space="preserve"> di vLLM) sia davvero veloce e stabile sotto carico sostenuto su questa piattaforma è una domanda distinta, aperta e verificabile che questo progetto non ha ancora risposto con rigore — esiste una verifica informale precedente a questa indagine (</w:t>
+      </w:r>
+      <w:r>
+        <w:rPr>
+          <w:rFonts w:ascii="Consolas" w:cs="Consolas" w:eastAsia="Consolas" w:hAnsi="Consolas"/>
+          <w:sz w:val="20"/>
+          <w:szCs w:val="20"/>
+          <w:shd w:fill="EFEFEF" w:val="clear"/>
+        </w:rPr>
+        <w:t xml:space="preserve">torch.zeros(1024).pin_memory()</w:t>
+      </w:r>
+      <w:r>
+        <w:rPr>
+          <w:rFonts w:ascii="Calibri" w:cs="Calibri" w:eastAsia="Calibri" w:hAnsi="Calibri"/>
+        </w:rPr>
+        <w:t xml:space="preserve"> che riporta </w:t>
+      </w:r>
+      <w:r>
+        <w:rPr>
+          <w:rFonts w:ascii="Consolas" w:cs="Consolas" w:eastAsia="Consolas" w:hAnsi="Consolas"/>
+          <w:sz w:val="20"/>
+          <w:szCs w:val="20"/>
+          <w:shd w:fill="EFEFEF" w:val="clear"/>
+        </w:rPr>
+        <w:t xml:space="preserve">is_pinned() == True</w:t>
+      </w:r>
+      <w:r>
+        <w:rPr>
+          <w:rFonts w:ascii="Calibri" w:cs="Calibri" w:eastAsia="Calibri" w:hAnsi="Calibri"/>
+        </w:rPr>
+        <w:t xml:space="preserve">), ma non è mai stata sottoposta a un soak test. Questo va verificato direttamente prima di assumere che un transfer mediato dal Tier Manager sarebbe materialmente più veloce di quello che vLLM fa oggi.</w:t>
       </w:r>
     </w:p>
     <w:p>
@@ -3555,7 +3644,7 @@
         </w:rPr>
         <w:t xml:space="preserve">Issue: </w:t>
       </w:r>
-      <w:hyperlink w:history="1" r:id="rId1i1kgqlnm4wpmlg7ifc5z">
+      <w:hyperlink w:history="1" r:id="rIdeels1szebrvp_cd3crsx9">
         <w:r>
           <w:rPr>
             <w:rStyle w:val="Hyperlink"/>
@@ -3570,7 +3659,7 @@
         </w:rPr>
         <w:t xml:space="preserve">, </w:t>
       </w:r>
-      <w:hyperlink w:history="1" r:id="rIddjwovwjoudjjf0xw8aet8">
+      <w:hyperlink w:history="1" r:id="rIdch1q9nv4kvdn8drsb_xdf">
         <w:r>
           <w:rPr>
             <w:rStyle w:val="Hyperlink"/>

--- a/osx-poc/reports/gcsg_shadow_execution_report_IT.docx
+++ b/osx-poc/reports/gcsg_shadow_execution_report_IT.docx
@@ -2113,7 +2113,7 @@
         </w:rPr>
         <w:t xml:space="preserve"> wrappato, a differenza del bypass di §4 — esegue il proprio swap-in CPU→GPU su memoria host pageable perché vLLM disabilita la memoria pinnata sotto WSL2. Questo è lento e molto variabile, ma non scorretto e non un blocco. Verificato incrociando il tracker delle issue upstream di vLLM prima di accettare una conclusione del tipo "deve essere un problema di WSL2": </w:t>
       </w:r>
-      <w:hyperlink w:history="1" r:id="rIdsdas0oz46cncufdnvdj8n">
+      <w:hyperlink w:history="1" r:id="rIdyqagt2iniacb9h0gqj5r1">
         <w:r>
           <w:rPr>
             <w:rStyle w:val="Hyperlink"/>
@@ -2128,7 +2128,7 @@
         </w:rPr>
         <w:t xml:space="preserve"> ha un maintainer di vLLM che dichiara che questo è "inevitabile" su WSL, citando la documentazione NVIDIA su CUDA-su-WSL; più significativamente, </w:t>
       </w:r>
-      <w:hyperlink w:history="1" r:id="rId0y3srvlttvcmud5r5zzdh">
+      <w:hyperlink w:history="1" r:id="rIdvfd4dwqqublxjbjcfneol">
         <w:r>
           <w:rPr>
             <w:rStyle w:val="Hyperlink"/>
@@ -3028,7 +3028,7 @@
         </w:numPr>
         <w:spacing w:after="80"/>
       </w:pPr>
-      <w:hyperlink w:history="1" r:id="rIdxdssq9b5i85k2c-b00xa8">
+      <w:hyperlink w:history="1" r:id="rIdsf6ds-zeb-ozc_kku5zso">
         <w:r>
           <w:rPr>
             <w:rStyle w:val="Hyperlink"/>
@@ -3053,7 +3053,7 @@
         </w:numPr>
         <w:spacing w:after="80"/>
       </w:pPr>
-      <w:hyperlink w:history="1" r:id="rIdgigen8fw-2sy_wrqflywt">
+      <w:hyperlink w:history="1" r:id="rIdyyvy1sqembqqjni9b259e">
         <w:r>
           <w:rPr>
             <w:rStyle w:val="Hyperlink"/>
@@ -3096,7 +3096,66 @@
         <w:rPr>
           <w:rFonts w:ascii="Calibri" w:cs="Calibri" w:eastAsia="Calibri" w:hAnsi="Calibri"/>
         </w:rPr>
-        <w:t xml:space="preserve"> che causa un crash vero e proprio in un path di offload diverso (UVA/NVFP4), su una release di vLLM molto più recente, chiusa come not_planned. Il risultato di questo progetto sulla granularità del wrapper (§4) è stato aggiunto lì come commento durante questa indagine.</w:t>
+        <w:t xml:space="preserve"> che causa un crash vero e proprio in un path di offload diverso (UVA/NVFP4), su una release di vLLM molto più recente, chiusa come not_planned. Il risultato di questo progetto sulla granularità del wrapper (§4) è stato aggiunto lì come commento durante questa indagine. </w:t>
+      </w:r>
+      <w:r>
+        <w:rPr>
+          <w:rFonts w:ascii="Calibri" w:cs="Calibri" w:eastAsia="Calibri" w:hAnsi="Calibri"/>
+          <w:b/>
+          <w:bCs/>
+        </w:rPr>
+        <w:t xml:space="preserve">Aggiornamento (2026-08-12):</w:t>
+      </w:r>
+      <w:r>
+        <w:rPr>
+          <w:rFonts w:ascii="Calibri" w:cs="Calibri" w:eastAsia="Calibri" w:hAnsi="Calibri"/>
+        </w:rPr>
+        <w:t xml:space="preserve"> una segnalazione indipendente conferma lo stesso identico failure mode su uno stack che non ha praticamente nulla in comune con quello di questo progetto — vLLM 0.27.1, PyTorch 2.13.0+cu130, una RTX 5090 (Blackwell, SM120, 24GB), e una famiglia di modelli completamente diversa (</w:t>
+      </w:r>
+      <w:r>
+        <w:rPr>
+          <w:rFonts w:ascii="Consolas" w:cs="Consolas" w:eastAsia="Consolas" w:hAnsi="Consolas"/>
+          <w:sz w:val="20"/>
+          <w:szCs w:val="20"/>
+          <w:shd w:fill="EFEFEF" w:val="clear"/>
+        </w:rPr>
+        <w:t xml:space="preserve">nvidia/NVIDIA-Nemotron-3.5-Lightning-30B-A3B-NVFP4</w:t>
+      </w:r>
+      <w:r>
+        <w:rPr>
+          <w:rFonts w:ascii="Calibri" w:cs="Calibri" w:eastAsia="Calibri" w:hAnsi="Calibri"/>
+        </w:rPr>
+        <w:t xml:space="preserve">, NemotronH ibrido, non Mixtral). Stesso trigger (</w:t>
+      </w:r>
+      <w:r>
+        <w:rPr>
+          <w:rFonts w:ascii="Consolas" w:cs="Consolas" w:eastAsia="Consolas" w:hAnsi="Consolas"/>
+          <w:sz w:val="20"/>
+          <w:szCs w:val="20"/>
+          <w:shd w:fill="EFEFEF" w:val="clear"/>
+        </w:rPr>
+        <w:t xml:space="preserve">--cpu-offload-gb 4</w:t>
+      </w:r>
+      <w:r>
+        <w:rPr>
+          <w:rFonts w:ascii="Calibri" w:cs="Calibri" w:eastAsia="Calibri" w:hAnsi="Calibri"/>
+        </w:rPr>
+        <w:t xml:space="preserve">, colpiti sia Marlin sia il più recente backend MoE Humming), stessa fix (</w:t>
+      </w:r>
+      <w:r>
+        <w:rPr>
+          <w:rFonts w:ascii="Consolas" w:cs="Consolas" w:eastAsia="Consolas" w:hAnsi="Consolas"/>
+          <w:sz w:val="20"/>
+          <w:szCs w:val="20"/>
+          <w:shd w:fill="EFEFEF" w:val="clear"/>
+        </w:rPr>
+        <w:t xml:space="preserve">--cpu-offload-gb 0</w:t>
+      </w:r>
+      <w:r>
+        <w:rPr>
+          <w:rFonts w:ascii="Calibri" w:cs="Calibri" w:eastAsia="Calibri" w:hAnsi="Calibri"/>
+        </w:rPr>
+        <w:t xml:space="preserve">, tutto GPU-resident). Confermato ora su ~20 release di vLLM, tre generazioni di GPU (Ampere, Ada, Blackwell) e due famiglie di modelli scorrelate — rafforza la conclusione di §5 che questo è un limite strutturale di piattaforma di WSL2, non specifico allo stack di questo progetto, e che aspettare una fix upstream (invece dell'approccio mediato da EAT/Tier Manager di §9) non è una strada percorribile.</w:t>
       </w:r>
     </w:p>
     <w:p>
@@ -3644,7 +3703,7 @@
         </w:rPr>
         <w:t xml:space="preserve">Issue: </w:t>
       </w:r>
-      <w:hyperlink w:history="1" r:id="rIdeels1szebrvp_cd3crsx9">
+      <w:hyperlink w:history="1" r:id="rIdgoxzlabk2hpdb2irpasgr">
         <w:r>
           <w:rPr>
             <w:rStyle w:val="Hyperlink"/>
@@ -3659,7 +3718,7 @@
         </w:rPr>
         <w:t xml:space="preserve">, </w:t>
       </w:r>
-      <w:hyperlink w:history="1" r:id="rIdch1q9nv4kvdn8drsb_xdf">
+      <w:hyperlink w:history="1" r:id="rIdkcymuk_petqq0sqh21dz2">
         <w:r>
           <w:rPr>
             <w:rStyle w:val="Hyperlink"/>

--- a/osx-poc/reports/gcsg_shadow_execution_report_IT.docx
+++ b/osx-poc/reports/gcsg_shadow_execution_report_IT.docx
@@ -2113,7 +2113,7 @@
         </w:rPr>
         <w:t xml:space="preserve"> wrappato, a differenza del bypass di §4 — esegue il proprio swap-in CPU→GPU su memoria host pageable perché vLLM disabilita la memoria pinnata sotto WSL2. Questo è lento e molto variabile, ma non scorretto e non un blocco. Verificato incrociando il tracker delle issue upstream di vLLM prima di accettare una conclusione del tipo "deve essere un problema di WSL2": </w:t>
       </w:r>
-      <w:hyperlink w:history="1" r:id="rIdyqagt2iniacb9h0gqj5r1">
+      <w:hyperlink w:history="1" r:id="rId7lqw76zq3jhswqlyywcmb">
         <w:r>
           <w:rPr>
             <w:rStyle w:val="Hyperlink"/>
@@ -2128,7 +2128,7 @@
         </w:rPr>
         <w:t xml:space="preserve"> ha un maintainer di vLLM che dichiara che questo è "inevitabile" su WSL, citando la documentazione NVIDIA su CUDA-su-WSL; più significativamente, </w:t>
       </w:r>
-      <w:hyperlink w:history="1" r:id="rIdvfd4dwqqublxjbjcfneol">
+      <w:hyperlink w:history="1" r:id="rIdjyfwq4sd3e9jz842ou8jd">
         <w:r>
           <w:rPr>
             <w:rStyle w:val="Hyperlink"/>
@@ -3028,7 +3028,7 @@
         </w:numPr>
         <w:spacing w:after="80"/>
       </w:pPr>
-      <w:hyperlink w:history="1" r:id="rIdsf6ds-zeb-ozc_kku5zso">
+      <w:hyperlink w:history="1" r:id="rIdz9ormhk8bwdkpdi49gqrx">
         <w:r>
           <w:rPr>
             <w:rStyle w:val="Hyperlink"/>
@@ -3053,7 +3053,7 @@
         </w:numPr>
         <w:spacing w:after="80"/>
       </w:pPr>
-      <w:hyperlink w:history="1" r:id="rIdyyvy1sqembqqjni9b259e">
+      <w:hyperlink w:history="1" r:id="rIdkb8ht7_mi4r6etq4ljeuo">
         <w:r>
           <w:rPr>
             <w:rStyle w:val="Hyperlink"/>
@@ -3322,7 +3322,21 @@
         <w:rPr>
           <w:rFonts w:ascii="Calibri" w:cs="Calibri" w:eastAsia="Calibri" w:hAnsi="Calibri"/>
         </w:rPr>
-        <w:t xml:space="preserve">), ma non è mai stata sottoposta a un soak test. Questo va verificato direttamente prima di assumere che un transfer mediato dal Tier Manager sarebbe materialmente più veloce di quello che vLLM fa oggi.</w:t>
+        <w:t xml:space="preserve">), ma non è mai stata sottoposta a un soak test. Questo va verificato direttamente prima di assumere che un transfer mediato dal Tier Manager sarebbe materialmente più veloce di quello che vLLM fa oggi. </w:t>
+      </w:r>
+      <w:r>
+        <w:rPr>
+          <w:rFonts w:ascii="Calibri" w:cs="Calibri" w:eastAsia="Calibri" w:hAnsi="Calibri"/>
+          <w:b/>
+          <w:bCs/>
+        </w:rPr>
+        <w:t xml:space="preserve">Aggiornamento (2026-08-12):</w:t>
+      </w:r>
+      <w:r>
+        <w:rPr>
+          <w:rFonts w:ascii="Calibri" w:cs="Calibri" w:eastAsia="Calibri" w:hAnsi="Calibri"/>
+        </w:rPr>
+        <w:t xml:space="preserve"> fatto. 1000 cicli di pin-allocate/H2D/D2H/confronto-byte su shard da 256MB (Sprint 4, RunPod, Linux reale — non WSL2, dove questo non è nemmeno testabile): 0 mismatch, nessun degrado nei tempi (il tempo di pin-alloc è migliorato del -31% dopo il warm-up, il tempo di ciclo totale è piatto a -1%). Il pinning reale è sicuro e stabile sotto carico sostenuto su questa piattaforma. Dati completi: LOGBOOK.md, voce del 2026-08-12 "pinning soak test".</w:t>
       </w:r>
     </w:p>
     <w:p>
@@ -3703,7 +3717,7 @@
         </w:rPr>
         <w:t xml:space="preserve">Issue: </w:t>
       </w:r>
-      <w:hyperlink w:history="1" r:id="rIdgoxzlabk2hpdb2irpasgr">
+      <w:hyperlink w:history="1" r:id="rIdzgcbvenb3ffaxgqocumrf">
         <w:r>
           <w:rPr>
             <w:rStyle w:val="Hyperlink"/>
@@ -3718,7 +3732,7 @@
         </w:rPr>
         <w:t xml:space="preserve">, </w:t>
       </w:r>
-      <w:hyperlink w:history="1" r:id="rIdkcymuk_petqq0sqh21dz2">
+      <w:hyperlink w:history="1" r:id="rId9rocqzyfd_ke8ui1vvjl_">
         <w:r>
           <w:rPr>
             <w:rStyle w:val="Hyperlink"/>

--- a/osx-poc/reports/gcsg_shadow_execution_report_IT.docx
+++ b/osx-poc/reports/gcsg_shadow_execution_report_IT.docx
@@ -130,7 +130,21 @@
         <w:rPr>
           <w:rFonts w:ascii="Calibri" w:cs="Calibri" w:eastAsia="Calibri" w:hAnsi="Calibri"/>
         </w:rPr>
-        <w:t xml:space="preserve"> condiviso da due path di quantizzazione (ricondotto al wrapper di CPU-offload di vLLM che non copre i moduli expert chiamati individualmente, combinato con memoria host pageable — non pinnata — sotto WSL2), e un rallentamento severo a latenza variabile inizialmente scambiato per un deadlock (ricondotto allo stesso meccanismo di memoria pageable, che funziona correttamente ma lentamente). Entrambi i risultati sono verificati incrociando il tracker delle issue upstream di vLLM, che conferma come il limite di piattaforma sottostante sia reale, strutturale e attualmente non affrontato a monte.</w:t>
+        <w:t xml:space="preserve"> condiviso da due path di quantizzazione (ricondotto al wrapper di CPU-offload di vLLM che non copre i moduli expert chiamati individualmente, combinato con memoria host pageable — non pinnata — sotto WSL2), e un rallentamento severo a latenza variabile inizialmente scambiato per un deadlock (ricondotto allo stesso meccanismo di memoria pageable, che funziona correttamente ma lentamente). Entrambi i risultati sono verificati incrociando il tracker delle issue upstream di vLLM, che conferma come il limite di piattaforma sottostante sia reale, strutturale e attualmente non affrontato a monte. </w:t>
+      </w:r>
+      <w:r>
+        <w:rPr>
+          <w:rFonts w:ascii="Calibri" w:cs="Calibri" w:eastAsia="Calibri" w:hAnsi="Calibri"/>
+          <w:b/>
+          <w:bCs/>
+        </w:rPr>
+        <w:t xml:space="preserve">Aggiornamento (2026-08-12, Sprint 4):</w:t>
+      </w:r>
+      <w:r>
+        <w:rPr>
+          <w:rFonts w:ascii="Calibri" w:cs="Calibri" w:eastAsia="Calibri" w:hAnsi="Calibri"/>
+        </w:rPr>
+        <w:t xml:space="preserve"> la stessa valutazione riprodotta su Linux reale (senza WSL2) ottiene 72.28% a fette / 72.3% a processo singolo — praticamente identico al risultato originale, su hardware diverso e uno stack OS/virtualizzazione diverso — vedi §6 e §9.</w:t>
       </w:r>
     </w:p>
     <w:p>
@@ -1304,6 +1318,40 @@
     </w:p>
     <w:p>
       <w:pPr>
+        <w:spacing w:after="160"/>
+      </w:pPr>
+      <w:r>
+        <w:rPr>
+          <w:rFonts w:ascii="Calibri" w:cs="Calibri" w:eastAsia="Calibri" w:hAnsi="Calibri"/>
+          <w:b/>
+          <w:bCs/>
+        </w:rPr>
+        <w:t xml:space="preserve">Aggiornamento (2026-08-12, Sprint 4):</w:t>
+      </w:r>
+      <w:r>
+        <w:rPr>
+          <w:rFonts w:ascii="Calibri" w:cs="Calibri" w:eastAsia="Calibri" w:hAnsi="Calibri"/>
+        </w:rPr>
+        <w:t xml:space="preserve"> la suddivisione in fette era una mitigazione specifica di WSL2 per il rallentamento di §5 e per uno stallo aggiuntivo, mai risolto alla radice, osservato in run a processo singolo intorno alla richiesta 27-31 — non una proprietà di GCSGWorker in sé. Su Linux reale (RunPod, senza WSL2, </w:t>
+      </w:r>
+      <w:r>
+        <w:rPr>
+          <w:rFonts w:ascii="Consolas" w:cs="Consolas" w:eastAsia="Consolas" w:hAnsi="Consolas"/>
+          <w:sz w:val="20"/>
+          <w:szCs w:val="20"/>
+          <w:shd w:fill="EFEFEF" w:val="clear"/>
+        </w:rPr>
+        <w:t xml:space="preserve">pin_memory=True</w:t>
+      </w:r>
+      <w:r>
+        <w:rPr>
+          <w:rFonts w:ascii="Calibri" w:cs="Calibri" w:eastAsia="Calibri" w:hAnsi="Calibri"/>
+        </w:rPr>
+        <w:t xml:space="preserve">), la stessa valutazione a 570 domande si è completata in un unico processo, un solo caricamento del modello, senza bloccarsi: 570.3s totali (106.3s caricamento + 464.0s generate()), con un punteggio di 412/570 (72.3%) — statisticamente lo stesso risultato del run a fette sulla stessa piattaforma (412/570, 72.28%) e del run originale su WSL2 (411/570, 72.11%). Questo chiude la domanda aperta: lo stallo da riuso-processo era un artefatto di WSL2, e la suddivisione in fette non è necessaria su questa piattaforma. Dati completi: LOGBOOK.md, voci "burn-test" del 2026-08-12.</w:t>
+      </w:r>
+    </w:p>
+    <w:p>
+      <w:pPr>
         <w:pStyle w:val="Heading1"/>
         <w:spacing w:after="140" w:before="280"/>
       </w:pPr>
@@ -2113,7 +2161,7 @@
         </w:rPr>
         <w:t xml:space="preserve"> wrappato, a differenza del bypass di §4 — esegue il proprio swap-in CPU→GPU su memoria host pageable perché vLLM disabilita la memoria pinnata sotto WSL2. Questo è lento e molto variabile, ma non scorretto e non un blocco. Verificato incrociando il tracker delle issue upstream di vLLM prima di accettare una conclusione del tipo "deve essere un problema di WSL2": </w:t>
       </w:r>
-      <w:hyperlink w:history="1" r:id="rId7lqw76zq3jhswqlyywcmb">
+      <w:hyperlink w:history="1" r:id="rIdoh5v7vrzfzkftcmufx5wm">
         <w:r>
           <w:rPr>
             <w:rStyle w:val="Hyperlink"/>
@@ -2128,7 +2176,7 @@
         </w:rPr>
         <w:t xml:space="preserve"> ha un maintainer di vLLM che dichiara che questo è "inevitabile" su WSL, citando la documentazione NVIDIA su CUDA-su-WSL; più significativamente, </w:t>
       </w:r>
-      <w:hyperlink w:history="1" r:id="rIdjyfwq4sd3e9jz842ou8jd">
+      <w:hyperlink w:history="1" r:id="rIdjbbnuvjzltuhi4mnfknis">
         <w:r>
           <w:rPr>
             <w:rStyle w:val="Hyperlink"/>
@@ -2813,6 +2861,412 @@
     </w:p>
     <w:p>
       <w:pPr>
+        <w:pStyle w:val="Heading2"/>
+        <w:spacing w:after="140" w:before="280"/>
+      </w:pPr>
+      <w:r>
+        <w:t xml:space="preserve">6.1 Riproduzione Cross-Hardware / Cross-Piattaforma (2026-08-12, Sprint 4)</w:t>
+      </w:r>
+    </w:p>
+    <w:p>
+      <w:pPr>
+        <w:spacing w:after="160"/>
+      </w:pPr>
+      <w:r>
+        <w:rPr>
+          <w:rFonts w:ascii="Calibri" w:cs="Calibri" w:eastAsia="Calibri" w:hAnsi="Calibri"/>
+        </w:rPr>
+        <w:t xml:space="preserve">La stessa valutazione è stata ripetuta su Linux reale (RunPod, RTX A5000, senza WSL2), sia a fette (stesso metodo di questa sezione) sia a processo singolo (§2.6):</w:t>
+      </w:r>
+    </w:p>
+    <w:tbl>
+      <w:tblPr>
+        <w:tblW w:type="dxa" w:w="9360"/>
+        <w:tblBorders>
+          <w:top w:val="single" w:color="auto" w:sz="4"/>
+          <w:left w:val="single" w:color="auto" w:sz="4"/>
+          <w:bottom w:val="single" w:color="auto" w:sz="4"/>
+          <w:right w:val="single" w:color="auto" w:sz="4"/>
+          <w:insideH w:val="single" w:color="auto" w:sz="4"/>
+          <w:insideV w:val="single" w:color="auto" w:sz="4"/>
+        </w:tblBorders>
+      </w:tblPr>
+      <w:tblGrid>
+        <w:gridCol w:w="1800"/>
+        <w:gridCol w:w="2600"/>
+        <w:gridCol w:w="1500"/>
+        <w:gridCol w:w="1500"/>
+        <w:gridCol w:w="1960"/>
+      </w:tblGrid>
+      <w:tr>
+        <w:trPr>
+          <w:tblHeader/>
+        </w:trPr>
+        <w:tc>
+          <w:tcPr>
+            <w:tcW w:type="dxa" w:w="1800"/>
+            <w:shd w:fill="DCE6F1" w:val="clear"/>
+          </w:tcPr>
+          <w:p>
+            <w:r>
+              <w:rPr>
+                <w:rFonts w:ascii="Calibri" w:cs="Calibri" w:eastAsia="Calibri" w:hAnsi="Calibri"/>
+                <w:b/>
+                <w:bCs/>
+              </w:rPr>
+              <w:t xml:space="preserve">Run</w:t>
+            </w:r>
+          </w:p>
+        </w:tc>
+        <w:tc>
+          <w:tcPr>
+            <w:tcW w:type="dxa" w:w="2600"/>
+            <w:shd w:fill="DCE6F1" w:val="clear"/>
+          </w:tcPr>
+          <w:p>
+            <w:r>
+              <w:rPr>
+                <w:rFonts w:ascii="Calibri" w:cs="Calibri" w:eastAsia="Calibri" w:hAnsi="Calibri"/>
+                <w:b/>
+                <w:bCs/>
+              </w:rPr>
+              <w:t xml:space="preserve">Piattaforma</w:t>
+            </w:r>
+          </w:p>
+        </w:tc>
+        <w:tc>
+          <w:tcPr>
+            <w:tcW w:type="dxa" w:w="1500"/>
+            <w:shd w:fill="DCE6F1" w:val="clear"/>
+          </w:tcPr>
+          <w:p>
+            <w:r>
+              <w:rPr>
+                <w:rFonts w:ascii="Calibri" w:cs="Calibri" w:eastAsia="Calibri" w:hAnsi="Calibri"/>
+                <w:b/>
+                <w:bCs/>
+              </w:rPr>
+              <w:t xml:space="preserve">Corretti</w:t>
+            </w:r>
+          </w:p>
+        </w:tc>
+        <w:tc>
+          <w:tcPr>
+            <w:tcW w:type="dxa" w:w="1500"/>
+            <w:shd w:fill="DCE6F1" w:val="clear"/>
+          </w:tcPr>
+          <w:p>
+            <w:r>
+              <w:rPr>
+                <w:rFonts w:ascii="Calibri" w:cs="Calibri" w:eastAsia="Calibri" w:hAnsi="Calibri"/>
+                <w:b/>
+                <w:bCs/>
+              </w:rPr>
+              <w:t xml:space="preserve">Accuratezza</w:t>
+            </w:r>
+          </w:p>
+        </w:tc>
+        <w:tc>
+          <w:tcPr>
+            <w:tcW w:type="dxa" w:w="1960"/>
+            <w:shd w:fill="DCE6F1" w:val="clear"/>
+          </w:tcPr>
+          <w:p>
+            <w:r>
+              <w:rPr>
+                <w:rFonts w:ascii="Calibri" w:cs="Calibri" w:eastAsia="Calibri" w:hAnsi="Calibri"/>
+                <w:b/>
+                <w:bCs/>
+              </w:rPr>
+              <w:t xml:space="preserve">Tempo totale</w:t>
+            </w:r>
+          </w:p>
+        </w:tc>
+      </w:tr>
+      <w:tr>
+        <w:tc>
+          <w:tcPr>
+            <w:tcW w:type="dxa" w:w="1800"/>
+          </w:tcPr>
+          <w:p>
+            <w:pPr>
+              <w:spacing w:after="0"/>
+            </w:pPr>
+            <w:r>
+              <w:rPr>
+                <w:rFonts w:ascii="Calibri" w:cs="Calibri" w:eastAsia="Calibri" w:hAnsi="Calibri"/>
+              </w:rPr>
+              <w:t xml:space="preserve">Originale</w:t>
+            </w:r>
+          </w:p>
+        </w:tc>
+        <w:tc>
+          <w:tcPr>
+            <w:tcW w:type="dxa" w:w="2600"/>
+          </w:tcPr>
+          <w:p>
+            <w:pPr>
+              <w:spacing w:after="0"/>
+            </w:pPr>
+            <w:r>
+              <w:rPr>
+                <w:rFonts w:ascii="Calibri" w:cs="Calibri" w:eastAsia="Calibri" w:hAnsi="Calibri"/>
+              </w:rPr>
+              <w:t xml:space="preserve">WSL2, RTX 3090</w:t>
+            </w:r>
+          </w:p>
+        </w:tc>
+        <w:tc>
+          <w:tcPr>
+            <w:tcW w:type="dxa" w:w="1500"/>
+          </w:tcPr>
+          <w:p>
+            <w:pPr>
+              <w:spacing w:after="0"/>
+            </w:pPr>
+            <w:r>
+              <w:rPr>
+                <w:rFonts w:ascii="Calibri" w:cs="Calibri" w:eastAsia="Calibri" w:hAnsi="Calibri"/>
+              </w:rPr>
+              <w:t xml:space="preserve">411/570</w:t>
+            </w:r>
+          </w:p>
+        </w:tc>
+        <w:tc>
+          <w:tcPr>
+            <w:tcW w:type="dxa" w:w="1500"/>
+          </w:tcPr>
+          <w:p>
+            <w:pPr>
+              <w:spacing w:after="0"/>
+            </w:pPr>
+            <w:r>
+              <w:rPr>
+                <w:rFonts w:ascii="Calibri" w:cs="Calibri" w:eastAsia="Calibri" w:hAnsi="Calibri"/>
+              </w:rPr>
+              <w:t xml:space="preserve">72.11%</w:t>
+            </w:r>
+          </w:p>
+        </w:tc>
+        <w:tc>
+          <w:tcPr>
+            <w:tcW w:type="dxa" w:w="1960"/>
+          </w:tcPr>
+          <w:p>
+            <w:pPr>
+              <w:spacing w:after="0"/>
+            </w:pPr>
+            <w:r>
+              <w:rPr>
+                <w:rFonts w:ascii="Calibri" w:cs="Calibri" w:eastAsia="Calibri" w:hAnsi="Calibri"/>
+              </w:rPr>
+              <w:t xml:space="preserve">overnight (ore)</w:t>
+            </w:r>
+          </w:p>
+        </w:tc>
+      </w:tr>
+      <w:tr>
+        <w:tc>
+          <w:tcPr>
+            <w:tcW w:type="dxa" w:w="1800"/>
+          </w:tcPr>
+          <w:p>
+            <w:pPr>
+              <w:spacing w:after="0"/>
+            </w:pPr>
+            <w:r>
+              <w:rPr>
+                <w:rFonts w:ascii="Calibri" w:cs="Calibri" w:eastAsia="Calibri" w:hAnsi="Calibri"/>
+              </w:rPr>
+              <w:t xml:space="preserve">A fette (18×)</w:t>
+            </w:r>
+          </w:p>
+        </w:tc>
+        <w:tc>
+          <w:tcPr>
+            <w:tcW w:type="dxa" w:w="2600"/>
+          </w:tcPr>
+          <w:p>
+            <w:pPr>
+              <w:spacing w:after="0"/>
+            </w:pPr>
+            <w:r>
+              <w:rPr>
+                <w:rFonts w:ascii="Calibri" w:cs="Calibri" w:eastAsia="Calibri" w:hAnsi="Calibri"/>
+              </w:rPr>
+              <w:t xml:space="preserve">Linux reale, RTX A5000</w:t>
+            </w:r>
+          </w:p>
+        </w:tc>
+        <w:tc>
+          <w:tcPr>
+            <w:tcW w:type="dxa" w:w="1500"/>
+          </w:tcPr>
+          <w:p>
+            <w:pPr>
+              <w:spacing w:after="0"/>
+            </w:pPr>
+            <w:r>
+              <w:rPr>
+                <w:rFonts w:ascii="Calibri" w:cs="Calibri" w:eastAsia="Calibri" w:hAnsi="Calibri"/>
+              </w:rPr>
+              <w:t xml:space="preserve">412/570</w:t>
+            </w:r>
+          </w:p>
+        </w:tc>
+        <w:tc>
+          <w:tcPr>
+            <w:tcW w:type="dxa" w:w="1500"/>
+          </w:tcPr>
+          <w:p>
+            <w:pPr>
+              <w:spacing w:after="0"/>
+            </w:pPr>
+            <w:r>
+              <w:rPr>
+                <w:rFonts w:ascii="Calibri" w:cs="Calibri" w:eastAsia="Calibri" w:hAnsi="Calibri"/>
+              </w:rPr>
+              <w:t xml:space="preserve">72.28%</w:t>
+            </w:r>
+          </w:p>
+        </w:tc>
+        <w:tc>
+          <w:tcPr>
+            <w:tcW w:type="dxa" w:w="1960"/>
+          </w:tcPr>
+          <w:p>
+            <w:pPr>
+              <w:spacing w:after="0"/>
+            </w:pPr>
+            <w:r>
+              <w:rPr>
+                <w:rFonts w:ascii="Calibri" w:cs="Calibri" w:eastAsia="Calibri" w:hAnsi="Calibri"/>
+              </w:rPr>
+              <w:t xml:space="preserve">~38-40 min</w:t>
+            </w:r>
+          </w:p>
+        </w:tc>
+      </w:tr>
+      <w:tr>
+        <w:tc>
+          <w:tcPr>
+            <w:tcW w:type="dxa" w:w="1800"/>
+          </w:tcPr>
+          <w:p>
+            <w:pPr>
+              <w:spacing w:after="0"/>
+            </w:pPr>
+            <w:r>
+              <w:rPr>
+                <w:rFonts w:ascii="Calibri" w:cs="Calibri" w:eastAsia="Calibri" w:hAnsi="Calibri"/>
+              </w:rPr>
+              <w:t xml:space="preserve">Processo singolo</w:t>
+            </w:r>
+          </w:p>
+        </w:tc>
+        <w:tc>
+          <w:tcPr>
+            <w:tcW w:type="dxa" w:w="2600"/>
+          </w:tcPr>
+          <w:p>
+            <w:pPr>
+              <w:spacing w:after="0"/>
+            </w:pPr>
+            <w:r>
+              <w:rPr>
+                <w:rFonts w:ascii="Calibri" w:cs="Calibri" w:eastAsia="Calibri" w:hAnsi="Calibri"/>
+              </w:rPr>
+              <w:t xml:space="preserve">Linux reale, RTX A5000</w:t>
+            </w:r>
+          </w:p>
+        </w:tc>
+        <w:tc>
+          <w:tcPr>
+            <w:tcW w:type="dxa" w:w="1500"/>
+          </w:tcPr>
+          <w:p>
+            <w:pPr>
+              <w:spacing w:after="0"/>
+            </w:pPr>
+            <w:r>
+              <w:rPr>
+                <w:rFonts w:ascii="Calibri" w:cs="Calibri" w:eastAsia="Calibri" w:hAnsi="Calibri"/>
+              </w:rPr>
+              <w:t xml:space="preserve">412/570</w:t>
+            </w:r>
+          </w:p>
+        </w:tc>
+        <w:tc>
+          <w:tcPr>
+            <w:tcW w:type="dxa" w:w="1500"/>
+          </w:tcPr>
+          <w:p>
+            <w:pPr>
+              <w:spacing w:after="0"/>
+            </w:pPr>
+            <w:r>
+              <w:rPr>
+                <w:rFonts w:ascii="Calibri" w:cs="Calibri" w:eastAsia="Calibri" w:hAnsi="Calibri"/>
+              </w:rPr>
+              <w:t xml:space="preserve">72.3%</w:t>
+            </w:r>
+          </w:p>
+        </w:tc>
+        <w:tc>
+          <w:tcPr>
+            <w:tcW w:type="dxa" w:w="1960"/>
+          </w:tcPr>
+          <w:p>
+            <w:pPr>
+              <w:spacing w:after="0"/>
+            </w:pPr>
+            <w:r>
+              <w:rPr>
+                <w:rFonts w:ascii="Calibri" w:cs="Calibri" w:eastAsia="Calibri" w:hAnsi="Calibri"/>
+              </w:rPr>
+              <w:t xml:space="preserve">9.5 min</w:t>
+            </w:r>
+          </w:p>
+        </w:tc>
+      </w:tr>
+    </w:tbl>
+    <w:p>
+      <w:pPr>
+        <w:spacing w:after="120"/>
+      </w:pPr>
+    </w:p>
+    <w:p>
+      <w:pPr>
+        <w:spacing w:after="160"/>
+      </w:pPr>
+      <w:r>
+        <w:rPr>
+          <w:rFonts w:ascii="Calibri" w:cs="Calibri" w:eastAsia="Calibri" w:hAnsi="Calibri"/>
+        </w:rPr>
+        <w:t xml:space="preserve">Tutti e tre concordano entro il rumore su un campione di 570 domande. È un'evidenza che il comportamento qualitativo della pipeline è stabile su generazione GPU, stack driver e livello di virtualizzazione OS diversi — non una dichiarazione di significatività statistica (§7 resta valida: tre run, non una distribuzione).</w:t>
+      </w:r>
+    </w:p>
+    <w:p>
+      <w:pPr>
+        <w:spacing w:after="160"/>
+      </w:pPr>
+      <w:r>
+        <w:rPr>
+          <w:rFonts w:ascii="Calibri" w:cs="Calibri" w:eastAsia="Calibri" w:hAnsi="Calibri"/>
+          <w:b/>
+          <w:bCs/>
+        </w:rPr>
+        <w:t xml:space="preserve">Nuovo risultato — il tasso di attivazione della shadow execution correla con la latenza, non con l'accuratezza.</w:t>
+      </w:r>
+      <w:r>
+        <w:rPr>
+          <w:rFonts w:ascii="Calibri" w:cs="Calibri" w:eastAsia="Calibri" w:hAnsi="Calibri"/>
+        </w:rPr>
+        <w:t xml:space="preserve"> Attivazioni shadow per slice vs. accuratezza per slice: r=0.04 (nessuna relazione — la contaminazione non degrada selettivamente le slice ad alta attivazione). Attivazioni shadow per slice vs. tempo totale per slice: r=0.95 (forte) — le quattro slice più lente del run a fette sono esattamente le quattro con 3-4× il tasso tipico di attivazioni, coerente col fatto che ogni attivazione shadow è un forward pass extra attraverso l'expert INT4 di verifica. È un costo di prestazioni reale e non ancora misurato prima d'ora, distinto dalle cifre di costo qualitativo su cui questo report si concentra altrove — vedi §9.</w:t>
+      </w:r>
+    </w:p>
+    <w:p>
+      <w:pPr>
         <w:pStyle w:val="Heading1"/>
         <w:spacing w:after="140" w:before="280"/>
       </w:pPr>
@@ -2914,13 +3368,13 @@
           <w:b/>
           <w:bCs/>
         </w:rPr>
-        <w:t xml:space="preserve">Run singolo, nessuna ripetizione statistica.</w:t>
-      </w:r>
-      <w:r>
-        <w:rPr>
-          <w:rFonts w:ascii="Calibri" w:cs="Calibri" w:eastAsia="Calibri" w:hAnsi="Calibri"/>
-        </w:rPr>
-        <w:t xml:space="preserve"> Il numero 72.11% è di un solo run overnight. Un lavoro di benchmark precedente sullo stesso hardware (</w:t>
+        <w:t xml:space="preserve">Ancora nessun intervallo di confidenza formale, nonostante ora tre run.</w:t>
+      </w:r>
+      <w:r>
+        <w:rPr>
+          <w:rFonts w:ascii="Calibri" w:cs="Calibri" w:eastAsia="Calibri" w:hAnsi="Calibri"/>
+        </w:rPr>
+        <w:t xml:space="preserve"> La cifra originale del 72.11% era di un solo run overnight; altri due run completi su hardware/OS diversi (§6.1: 72.28% a fette, 72.3% a processo singolo, entrambi su Linux reale) sono atterrati entro il rumore rispetto ad essa. Questa è evidenza di stabilità cross-piattaforma, non un sostituto di run ripetuti su hardware fisso per stabilire un vero intervallo di confidenza — i tre run differiscono per piattaforma, non solo per seed casuale. Un lavoro di benchmark precedente sullo stesso hardware (</w:t>
       </w:r>
       <w:r>
         <w:rPr>
@@ -2935,7 +3389,7 @@
         <w:rPr>
           <w:rFonts w:ascii="Calibri" w:cs="Calibri" w:eastAsia="Calibri" w:hAnsi="Calibri"/>
         </w:rPr>
-        <w:t xml:space="preserve"> di M1) ha osservato una varianza run-to-run di ~32% su metriche di tempo non correlate senza alcun cambio di codice — l'accuratezza è una metrica diversa, più discreta, ma non sono stati fatti run completi ripetuti per stabilire un intervallo di confidenza qui.</w:t>
+        <w:t xml:space="preserve"> di M1) ha osservato una varianza run-to-run di ~32% su metriche di tempo non correlate senza alcun cambio di codice — l'accuratezza è una metrica diversa, più discreta, ma un vero intervallo da run ripetuti non è ancora stato stabilito.</w:t>
       </w:r>
     </w:p>
     <w:p>
@@ -3028,7 +3482,7 @@
         </w:numPr>
         <w:spacing w:after="80"/>
       </w:pPr>
-      <w:hyperlink w:history="1" r:id="rIdz9ormhk8bwdkpdi49gqrx">
+      <w:hyperlink w:history="1" r:id="rIdz-6wl8gtin-tmnbqdfs1f">
         <w:r>
           <w:rPr>
             <w:rStyle w:val="Hyperlink"/>
@@ -3053,7 +3507,7 @@
         </w:numPr>
         <w:spacing w:after="80"/>
       </w:pPr>
-      <w:hyperlink w:history="1" r:id="rIdkb8ht7_mi4r6etq4ljeuo">
+      <w:hyperlink w:history="1" r:id="rId4szf97l2_30eoyn7urzra">
         <w:r>
           <w:rPr>
             <w:rStyle w:val="Hyperlink"/>
@@ -3352,7 +3806,21 @@
         <w:rPr>
           <w:rFonts w:ascii="Calibri" w:cs="Calibri" w:eastAsia="Calibri" w:hAnsi="Calibri"/>
         </w:rPr>
-        <w:t xml:space="preserve">Ripetere questa stessa valutazione MMLU su quel path una volta esistente, come prossimo punto dato contro la baseline di questo report.</w:t>
+        <w:t xml:space="preserve">Ripetere questa stessa valutazione MMLU su quel path una volta esistente, come prossimo punto dato contro la baseline di questo report. </w:t>
+      </w:r>
+      <w:r>
+        <w:rPr>
+          <w:rFonts w:ascii="Calibri" w:cs="Calibri" w:eastAsia="Calibri" w:hAnsi="Calibri"/>
+          <w:b/>
+          <w:bCs/>
+        </w:rPr>
+        <w:t xml:space="preserve">Aggiornamento (2026-08-12):</w:t>
+      </w:r>
+      <w:r>
+        <w:rPr>
+          <w:rFonts w:ascii="Calibri" w:cs="Calibri" w:eastAsia="Calibri" w:hAnsi="Calibri"/>
+        </w:rPr>
+        <w:t xml:space="preserve"> parzialmente superato — vedi §6.1. La valutazione è stata ripetuta su Linux reale (non sul path instradato via Tier Manager, che ancora non esiste) ed è riprodotta entro il rumore (72.28%/72.3% contro 72.11%), confermando che il risultato non è un artefatto specifico del run originale su WSL2. Il rerun instradato via Tier Manager (l'intento originale di questo punto) resta aperto — tracciato come issue #17.</w:t>
       </w:r>
     </w:p>
     <w:p>
@@ -3404,6 +3872,54 @@
     </w:p>
     <w:p>
       <w:pPr>
+        <w:pStyle w:val="ListParagraph"/>
+        <w:numPr>
+          <w:ilvl w:val="0"/>
+          <w:numId w:val="3"/>
+        </w:numPr>
+        <w:spacing w:after="80"/>
+      </w:pPr>
+      <w:r>
+        <w:rPr>
+          <w:rFonts w:ascii="Calibri" w:cs="Calibri" w:eastAsia="Calibri" w:hAnsi="Calibri"/>
+          <w:b/>
+          <w:bCs/>
+        </w:rPr>
+        <w:t xml:space="preserve">Nuovo (2026-08-12):</w:t>
+      </w:r>
+      <w:r>
+        <w:rPr>
+          <w:rFonts w:ascii="Calibri" w:cs="Calibri" w:eastAsia="Calibri" w:hAnsi="Calibri"/>
+        </w:rPr>
+        <w:t xml:space="preserve"> quantificare e, se ne vale la pena, ridurre il costo di latenza della shadow execution stessa. §6.1 ha trovato che il tempo totale per slice segue fortemente il conteggio delle attivazioni (r=0.95) — ogni attivazione è un forward pass extra attraverso l'expert INT4 di verifica. Il target &lt;2% del progetto è sempre stato solo un budget di qualità; questa è una prima misurazione del lato prestazionale, non ancora vincolata da alcun target dichiarato né ottimizzata.</w:t>
+      </w:r>
+    </w:p>
+    <w:p>
+      <w:pPr>
+        <w:pStyle w:val="ListParagraph"/>
+        <w:numPr>
+          <w:ilvl w:val="0"/>
+          <w:numId w:val="3"/>
+        </w:numPr>
+        <w:spacing w:after="80"/>
+      </w:pPr>
+      <w:r>
+        <w:rPr>
+          <w:rFonts w:ascii="Calibri" w:cs="Calibri" w:eastAsia="Calibri" w:hAnsi="Calibri"/>
+          <w:b/>
+          <w:bCs/>
+        </w:rPr>
+        <w:t xml:space="preserve">Nuovo (2026-08-12):</w:t>
+      </w:r>
+      <w:r>
+        <w:rPr>
+          <w:rFonts w:ascii="Calibri" w:cs="Calibri" w:eastAsia="Calibri" w:hAnsi="Calibri"/>
+        </w:rPr>
+        <w:t xml:space="preserve"> l'orchestrazione a processo-nuovo-per-slice (§2.6) era un workaround specifico di WSL2 per uno stallo mai diagnosticato, e si conferma non necessaria su Linux reale (aggiornamento §2.6) — un singolo processo ha completato tutte le 570 domande senza problemi. Su piattaforme senza quel vincolo, la valutazione a processo singolo è più semplice e ~4× più veloce in wall-clock (9.5 min contro ~38-40 min per lo stesso risultato) solo evitando 18× caricamenti ridondanti del modello.</w:t>
+      </w:r>
+    </w:p>
+    <w:p>
+      <w:pPr>
         <w:pStyle w:val="Heading1"/>
         <w:spacing w:after="140" w:before="280"/>
       </w:pPr>
@@ -3717,7 +4233,7 @@
         </w:rPr>
         <w:t xml:space="preserve">Issue: </w:t>
       </w:r>
-      <w:hyperlink w:history="1" r:id="rIdzgcbvenb3ffaxgqocumrf">
+      <w:hyperlink w:history="1" r:id="rIdffqy7akfob_nt3z-m_4ar">
         <w:r>
           <w:rPr>
             <w:rStyle w:val="Hyperlink"/>
@@ -3732,7 +4248,7 @@
         </w:rPr>
         <w:t xml:space="preserve">, </w:t>
       </w:r>
-      <w:hyperlink w:history="1" r:id="rId9rocqzyfd_ke8ui1vvjl_">
+      <w:hyperlink w:history="1" r:id="rId-mrnata_o-2okv4emuu76">
         <w:r>
           <w:rPr>
             <w:rStyle w:val="Hyperlink"/>

--- a/osx-poc/reports/gcsg_shadow_execution_report_IT.docx
+++ b/osx-poc/reports/gcsg_shadow_execution_report_IT.docx
@@ -2161,7 +2161,7 @@
         </w:rPr>
         <w:t xml:space="preserve"> wrappato, a differenza del bypass di §4 — esegue il proprio swap-in CPU→GPU su memoria host pageable perché vLLM disabilita la memoria pinnata sotto WSL2. Questo è lento e molto variabile, ma non scorretto e non un blocco. Verificato incrociando il tracker delle issue upstream di vLLM prima di accettare una conclusione del tipo "deve essere un problema di WSL2": </w:t>
       </w:r>
-      <w:hyperlink w:history="1" r:id="rIdoh5v7vrzfzkftcmufx5wm">
+      <w:hyperlink w:history="1" r:id="rIdd3yebokuciu05lvm_gbcq">
         <w:r>
           <w:rPr>
             <w:rStyle w:val="Hyperlink"/>
@@ -2176,7 +2176,7 @@
         </w:rPr>
         <w:t xml:space="preserve"> ha un maintainer di vLLM che dichiara che questo è "inevitabile" su WSL, citando la documentazione NVIDIA su CUDA-su-WSL; più significativamente, </w:t>
       </w:r>
-      <w:hyperlink w:history="1" r:id="rIdjbbnuvjzltuhi4mnfknis">
+      <w:hyperlink w:history="1" r:id="rIdejpnbw3ulmzq7fhhntord">
         <w:r>
           <w:rPr>
             <w:rStyle w:val="Hyperlink"/>
@@ -3262,7 +3262,40 @@
         <w:rPr>
           <w:rFonts w:ascii="Calibri" w:cs="Calibri" w:eastAsia="Calibri" w:hAnsi="Calibri"/>
         </w:rPr>
-        <w:t xml:space="preserve"> Attivazioni shadow per slice vs. accuratezza per slice: r=0.04 (nessuna relazione — la contaminazione non degrada selettivamente le slice ad alta attivazione). Attivazioni shadow per slice vs. tempo totale per slice: r=0.95 (forte) — le quattro slice più lente del run a fette sono esattamente le quattro con 3-4× il tasso tipico di attivazioni, coerente col fatto che ogni attivazione shadow è un forward pass extra attraverso l'expert INT4 di verifica. È un costo di prestazioni reale e non ancora misurato prima d'ora, distinto dalle cifre di costo qualitativo su cui questo report si concentra altrove — vedi §9.</w:t>
+        <w:t xml:space="preserve"> Attivazioni shadow per slice vs. accuratezza per slice: r=0.04 (nessuna relazione — la contaminazione non degrada selettivamente le slice ad alta attivazione). Attivazioni shadow per slice vs. tempo totale per slice: r=0.95 (forte) — le quattro slice più lente del run a fette sono esattamente le quattro con 3-4× il tasso tipico di attivazioni, coerente col fatto che ogni attivazione shadow è un forward pass extra attraverso l'expert INT4 di verifica. È un costo di prestazioni reale e non ancora misurato prima d'ora, distinto dalle cifre di costo qualitativo su cui questo report si concentra altrove — vedi §9. </w:t>
+      </w:r>
+      <w:r>
+        <w:rPr>
+          <w:rFonts w:ascii="Calibri" w:cs="Calibri" w:eastAsia="Calibri" w:hAnsi="Calibri"/>
+          <w:b/>
+          <w:bCs/>
+        </w:rPr>
+        <w:t xml:space="preserve">Raffinamento, verificato indipendentemente sui log grezzi archiviati:</w:t>
+      </w:r>
+      <w:r>
+        <w:rPr>
+          <w:rFonts w:ascii="Calibri" w:cs="Calibri" w:eastAsia="Calibri" w:hAnsi="Calibri"/>
+        </w:rPr>
+        <w:t xml:space="preserve"> r=0.95 usava il tempo totale trascorso per slice, che include il costo di caricamento modello, quasi costante a ~99s. Isolando solo la durata di generate() per slice (da orchestrator.log) rispetto alle attivazioni shadow, la correlazione si stringe a r=0.993 — atteso, dato che il caricamento modello (91.6-106.8s, bassa varianza) è sostanzialmente indipendente dal contenuto, mentre la durata di generate() (11.0-60.7s) è la parte effettivamente guidata dai forward pass extra della shadow execution. Verificato anche in modo incrociato: le attivazioni shadow totali differiscono di sole 23 unità su 562K (~0,004%) tra la somma sui 18 processi del run a fette (562.403) e il conteggio proprio di GCSGGuard nel run a processo singolo (562.380) — stesso carico di lavoro, due topologie di processo completamente diverse, conteggio di attivazioni praticamente identico, ulteriore evidenza che il comportamento è deterministico e non un artefatto dell'uno o dell'altro run.</w:t>
+      </w:r>
+    </w:p>
+    <w:p>
+      <w:pPr>
+        <w:spacing w:after="160"/>
+      </w:pPr>
+      <w:r>
+        <w:rPr>
+          <w:rFonts w:ascii="Calibri" w:cs="Calibri" w:eastAsia="Calibri" w:hAnsi="Calibri"/>
+          <w:b/>
+          <w:bCs/>
+        </w:rPr>
+        <w:t xml:space="preserve">Osservazione minore, aperta, non approfondita ulteriormente:</w:t>
+      </w:r>
+      <w:r>
+        <w:rPr>
+          <w:rFonts w:ascii="Calibri" w:cs="Calibri" w:eastAsia="Calibri" w:hAnsi="Calibri"/>
+        </w:rPr>
+        <w:t xml:space="preserve"> il throughput per richiesta del run a processo singolo scende brevemente intorno alla richiesta ~211-221 (fino a ~0,29 it/s) e di nuovo, in modo più lieve, verso ~302-320, entrambe le volte recuperando da sole entro ~10-15s senza nulla di loggato da vLLM a questo livello di log. Molto più lieve dello stallo su WSL2 di §5 (che non si risolveva mai da solo), e non ha messo a rischio il run, ma è un pattern reale e misurabile in un territorio simile alla zona di innesco storica (richiesta ~27-31) che non è stato spiegato. Segnalato per un approfondimento futuro se dovesse ripresentarsi o crescere su un run più grande.</w:t>
       </w:r>
     </w:p>
     <w:p>
@@ -3482,7 +3515,7 @@
         </w:numPr>
         <w:spacing w:after="80"/>
       </w:pPr>
-      <w:hyperlink w:history="1" r:id="rIdz-6wl8gtin-tmnbqdfs1f">
+      <w:hyperlink w:history="1" r:id="rId3uopqqvcsig0hjfmlbxlh">
         <w:r>
           <w:rPr>
             <w:rStyle w:val="Hyperlink"/>
@@ -3507,7 +3540,7 @@
         </w:numPr>
         <w:spacing w:after="80"/>
       </w:pPr>
-      <w:hyperlink w:history="1" r:id="rId4szf97l2_30eoyn7urzra">
+      <w:hyperlink w:history="1" r:id="rIdas7rs-u5aoeymmpehsnsm">
         <w:r>
           <w:rPr>
             <w:rStyle w:val="Hyperlink"/>
@@ -4233,7 +4266,7 @@
         </w:rPr>
         <w:t xml:space="preserve">Issue: </w:t>
       </w:r>
-      <w:hyperlink w:history="1" r:id="rIdffqy7akfob_nt3z-m_4ar">
+      <w:hyperlink w:history="1" r:id="rIdvuobeyecna_wiejqvjc62">
         <w:r>
           <w:rPr>
             <w:rStyle w:val="Hyperlink"/>
@@ -4248,7 +4281,7 @@
         </w:rPr>
         <w:t xml:space="preserve">, </w:t>
       </w:r>
-      <w:hyperlink w:history="1" r:id="rId-mrnata_o-2okv4emuu76">
+      <w:hyperlink w:history="1" r:id="rIdbza2tpnwllva_5pxyu3zp">
         <w:r>
           <w:rPr>
             <w:rStyle w:val="Hyperlink"/>

--- a/osx-poc/reports/gcsg_shadow_execution_report_IT.docx
+++ b/osx-poc/reports/gcsg_shadow_execution_report_IT.docx
@@ -4965,7 +4965,178 @@
         <w:t xml:space="preserve"> </w:t>
       </w:r>
       <w:r>
-        <w:t xml:space="preserve">originale (§6). La selezione round-robin degli</w:t>
+        <w:t xml:space="preserve">originale (§6).</w:t>
+      </w:r>
+      <w:r>
+        <w:t xml:space="preserve"> </w:t>
+      </w:r>
+      <w:r>
+        <w:rPr>
+          <w:bCs/>
+          <w:b/>
+        </w:rPr>
+        <w:t xml:space="preserve">Aggiornamento</w:t>
+      </w:r>
+      <w:r>
+        <w:rPr>
+          <w:bCs/>
+          <w:b/>
+        </w:rPr>
+        <w:t xml:space="preserve"> </w:t>
+      </w:r>
+      <w:r>
+        <w:rPr>
+          <w:bCs/>
+          <w:b/>
+        </w:rPr>
+        <w:t xml:space="preserve">(2026-08-13):</w:t>
+      </w:r>
+      <w:r>
+        <w:t xml:space="preserve"> </w:t>
+      </w:r>
+      <w:r>
+        <w:t xml:space="preserve">chiusa.</w:t>
+      </w:r>
+      <w:r>
+        <w:t xml:space="preserve"> </w:t>
+      </w:r>
+      <w:r>
+        <w:rPr>
+          <w:rStyle w:val="VerbatimChar"/>
+        </w:rPr>
+        <w:t xml:space="preserve">--wire-tier-manager</w:t>
+      </w:r>
+      <w:r>
+        <w:t xml:space="preserve"> </w:t>
+      </w:r>
+      <w:r>
+        <w:t xml:space="preserve">di</w:t>
+      </w:r>
+      <w:r>
+        <w:t xml:space="preserve"> </w:t>
+      </w:r>
+      <w:r>
+        <w:rPr>
+          <w:rStyle w:val="VerbatimChar"/>
+        </w:rPr>
+        <w:t xml:space="preserve">eval_mmlu_gcsg.py</w:t>
+      </w:r>
+      <w:r>
+        <w:t xml:space="preserve"> </w:t>
+      </w:r>
+      <w:r>
+        <w:t xml:space="preserve">forzava silenziosamente</w:t>
+      </w:r>
+      <w:r>
+        <w:t xml:space="preserve"> </w:t>
+      </w:r>
+      <w:r>
+        <w:rPr>
+          <w:rStyle w:val="VerbatimChar"/>
+        </w:rPr>
+        <w:t xml:space="preserve">quantization=awq</w:t>
+      </w:r>
+      <w:r>
+        <w:t xml:space="preserve"> </w:t>
+      </w:r>
+      <w:r>
+        <w:t xml:space="preserve">— retaggio da prima che</w:t>
+      </w:r>
+      <w:r>
+        <w:t xml:space="preserve"> </w:t>
+      </w:r>
+      <w:r>
+        <w:t xml:space="preserve">Marlin fosse cablato, dato che l’assunzione a monte era che</w:t>
+      </w:r>
+      <w:r>
+        <w:t xml:space="preserve"> </w:t>
+      </w:r>
+      <w:r>
+        <w:rPr>
+          <w:rStyle w:val="VerbatimChar"/>
+        </w:rPr>
+        <w:t xml:space="preserve">awq_marlin</w:t>
+      </w:r>
+      <w:r>
+        <w:t xml:space="preserve"> </w:t>
+      </w:r>
+      <w:r>
+        <w:t xml:space="preserve">avrebbe esercitato per errore il percorso Marlin non</w:t>
+      </w:r>
+      <w:r>
+        <w:t xml:space="preserve"> </w:t>
+      </w:r>
+      <w:r>
+        <w:t xml:space="preserve">ancora toccato. Aggiunto un flag</w:t>
+      </w:r>
+      <w:r>
+        <w:t xml:space="preserve"> </w:t>
+      </w:r>
+      <w:r>
+        <w:rPr>
+          <w:rStyle w:val="VerbatimChar"/>
+        </w:rPr>
+        <w:t xml:space="preserve">--quantization</w:t>
+      </w:r>
+      <w:r>
+        <w:t xml:space="preserve"> </w:t>
+      </w:r>
+      <w:r>
+        <w:t xml:space="preserve">esplicito; ripetuto</w:t>
+      </w:r>
+      <w:r>
+        <w:t xml:space="preserve"> </w:t>
+      </w:r>
+      <w:r>
+        <w:t xml:space="preserve">il run sulla stessa RTX 3090 usata per il rerun AWQ. Una slice da 32</w:t>
+      </w:r>
+      <w:r>
+        <w:t xml:space="preserve"> </w:t>
+      </w:r>
+      <w:r>
+        <w:t xml:space="preserve">domande ha ottenuto un match esatto per materia con AWQ</w:t>
+      </w:r>
+      <w:r>
+        <w:t xml:space="preserve"> </w:t>
+      </w:r>
+      <w:r>
+        <w:t xml:space="preserve">(</w:t>
+      </w:r>
+      <w:r>
+        <w:rPr>
+          <w:rStyle w:val="VerbatimChar"/>
+        </w:rPr>
+        <w:t xml:space="preserve">shadow_activations</w:t>
+      </w:r>
+      <w:r>
+        <w:t xml:space="preserve"> </w:t>
+      </w:r>
+      <w:r>
+        <w:t xml:space="preserve">entro lo 0.01%); il run completo single-process</w:t>
+      </w:r>
+      <w:r>
+        <w:t xml:space="preserve"> </w:t>
+      </w:r>
+      <w:r>
+        <w:t xml:space="preserve">da 570 domande ha ottenuto 412/570 (72.28%), combaciando esattamente</w:t>
+      </w:r>
+      <w:r>
+        <w:t xml:space="preserve"> </w:t>
+      </w:r>
+      <w:r>
+        <w:t xml:space="preserve">con la baseline storica di Marlin. Entrambi i percorsi di</w:t>
+      </w:r>
+      <w:r>
+        <w:t xml:space="preserve"> </w:t>
+      </w:r>
+      <w:r>
+        <w:t xml:space="preserve">quantizzazione sono ora validati end-to-end sull’integrazione</w:t>
+      </w:r>
+      <w:r>
+        <w:t xml:space="preserve"> </w:t>
+      </w:r>
+      <w:r>
+        <w:t xml:space="preserve">instradata via TierManager. La selezione round-robin degli</w:t>
       </w:r>
       <w:r>
         <w:t xml:space="preserve"> </w:t>
@@ -4977,7 +5148,43 @@
         <w:t xml:space="preserve"> </w:t>
       </w:r>
       <w:r>
-        <w:t xml:space="preserve">hotness resta aperta. Dati completi:</w:t>
+        <w:t xml:space="preserve">hotness resta aperta. La piccola divergenza per-risposta (~0.7%) notata</w:t>
+      </w:r>
+      <w:r>
+        <w:t xml:space="preserve"> </w:t>
+      </w:r>
+      <w:r>
+        <w:t xml:space="preserve">per il rerun AWQ via TierManager (§9 punto 2) si ripresenta identica</w:t>
+      </w:r>
+      <w:r>
+        <w:t xml:space="preserve"> </w:t>
+      </w:r>
+      <w:r>
+        <w:t xml:space="preserve">qui anche a parità di quantizzazione — non attribuibile al cambio di</w:t>
+      </w:r>
+      <w:r>
+        <w:t xml:space="preserve"> </w:t>
+      </w:r>
+      <w:r>
+        <w:t xml:space="preserve">kernel AWQ↔Marlin come inizialmente sospettato; più probabilmente</w:t>
+      </w:r>
+      <w:r>
+        <w:t xml:space="preserve"> </w:t>
+      </w:r>
+      <w:r>
+        <w:t xml:space="preserve">topologia di esecuzione (processo singolo contro 18 slice) o normale</w:t>
+      </w:r>
+      <w:r>
+        <w:t xml:space="preserve"> </w:t>
+      </w:r>
+      <w:r>
+        <w:t xml:space="preserve">varianza floating-point a questa scala, indipendente dal percorso di</w:t>
+      </w:r>
+      <w:r>
+        <w:t xml:space="preserve"> </w:t>
+      </w:r>
+      <w:r>
+        <w:t xml:space="preserve">quantizzazione. Dati completi:</w:t>
       </w:r>
       <w:r>
         <w:t xml:space="preserve"> </w:t>
@@ -4989,7 +5196,7 @@
         <w:t xml:space="preserve">LOGBOOK.md</w:t>
       </w:r>
       <w:r>
-        <w:t xml:space="preserve">, voci del 2026-08-12</w:t>
+        <w:t xml:space="preserve">, voci del 2026-08-12/13</w:t>
       </w:r>
       <w:r>
         <w:t xml:space="preserve"> </w:t>
@@ -5019,19 +5226,37 @@
         <w:t xml:space="preserve">“</w:t>
       </w:r>
       <w:r>
-        <w:t xml:space="preserve">Marlin path … verified on real</w:t>
-      </w:r>
-      <w:r>
-        <w:t xml:space="preserve"> </w:t>
-      </w:r>
-      <w:r>
-        <w:t xml:space="preserve">hardware</w:t>
+        <w:t xml:space="preserve">Marlin path MMLU rerun on 3090 matches</w:t>
+      </w:r>
+      <w:r>
+        <w:t xml:space="preserve"> </w:t>
+      </w:r>
+      <w:r>
+        <w:t xml:space="preserve">baseline exactly</w:t>
       </w:r>
       <w:r>
         <w:t xml:space="preserve">”</w:t>
       </w:r>
       <w:r>
-        <w:t xml:space="preserve">). Il benchmark esteso di M1 aveva trovato il suo Bloom filter</w:t>
+        <w:t xml:space="preserve">);</w:t>
+      </w:r>
+      <w:r>
+        <w:t xml:space="preserve"> </w:t>
+      </w:r>
+      <w:r>
+        <w:rPr>
+          <w:rStyle w:val="VerbatimChar"/>
+        </w:rPr>
+        <w:t xml:space="preserve">osx-poc/marlin_mmlu_20260812/mmlu_marlin_singleshot_*.jsonl</w:t>
+      </w:r>
+      <w:r>
+        <w:t xml:space="preserve">.</w:t>
+      </w:r>
+      <w:r>
+        <w:t xml:space="preserve"> </w:t>
+      </w:r>
+      <w:r>
+        <w:t xml:space="preserve">Il benchmark esteso di M1 aveva trovato il suo Bloom filter</w:t>
       </w:r>
       <w:r>
         <w:t xml:space="preserve"> </w:t>
@@ -6909,49 +7134,148 @@
           <w:bCs/>
           <w:b/>
         </w:rPr>
-        <w:t xml:space="preserve">Non</w:t>
-      </w:r>
-      <w:r>
-        <w:t xml:space="preserve"> </w:t>
-      </w:r>
-      <w:r>
-        <w:t xml:space="preserve">è chiuso per Marlin (percorso</w:t>
-      </w:r>
-      <w:r>
-        <w:t xml:space="preserve"> </w:t>
-      </w:r>
-      <w:r>
-        <w:t xml:space="preserve">2): il cablaggio Marlin del punto 1 è stato verificato solo</w:t>
-      </w:r>
-      <w:r>
-        <w:t xml:space="preserve"> </w:t>
-      </w:r>
-      <w:r>
-        <w:t xml:space="preserve">meccanicamente oggi (smoke test checklist, non un run MMLU); non</w:t>
-      </w:r>
-      <w:r>
-        <w:t xml:space="preserve"> </w:t>
-      </w:r>
-      <w:r>
-        <w:t xml:space="preserve">esiste ancora un numero di accuratezza per la shadow execution</w:t>
-      </w:r>
-      <w:r>
-        <w:t xml:space="preserve"> </w:t>
-      </w:r>
-      <w:r>
-        <w:t xml:space="preserve">attraverso expert Marlin instradati via TierManager specificamente.</w:t>
-      </w:r>
-      <w:r>
-        <w:t xml:space="preserve"> </w:t>
-      </w:r>
-      <w:r>
-        <w:t xml:space="preserve">Questo è l’unico gap di validazione qualitativa che questo report ha</w:t>
-      </w:r>
-      <w:r>
-        <w:t xml:space="preserve"> </w:t>
-      </w:r>
-      <w:r>
-        <w:t xml:space="preserve">ancora aperto sul lato cablaggio. Dati completi:</w:t>
+        <w:t xml:space="preserve">Aggiornamento (2026-08-13):</w:t>
+      </w:r>
+      <w:r>
+        <w:t xml:space="preserve"> </w:t>
+      </w:r>
+      <w:r>
+        <w:t xml:space="preserve">ora</w:t>
+      </w:r>
+      <w:r>
+        <w:t xml:space="preserve"> </w:t>
+      </w:r>
+      <w:r>
+        <w:t xml:space="preserve">chiuso anche per Marlin (percorso 2). Per arrivarci è servito prima un</w:t>
+      </w:r>
+      <w:r>
+        <w:t xml:space="preserve"> </w:t>
+      </w:r>
+      <w:r>
+        <w:t xml:space="preserve">piccolo fix:</w:t>
+      </w:r>
+      <w:r>
+        <w:t xml:space="preserve"> </w:t>
+      </w:r>
+      <w:r>
+        <w:rPr>
+          <w:rStyle w:val="VerbatimChar"/>
+        </w:rPr>
+        <w:t xml:space="preserve">--wire-tier-manager</w:t>
+      </w:r>
+      <w:r>
+        <w:t xml:space="preserve"> </w:t>
+      </w:r>
+      <w:r>
+        <w:t xml:space="preserve">di</w:t>
+      </w:r>
+      <w:r>
+        <w:t xml:space="preserve"> </w:t>
+      </w:r>
+      <w:r>
+        <w:rPr>
+          <w:rStyle w:val="VerbatimChar"/>
+        </w:rPr>
+        <w:t xml:space="preserve">eval_mmlu_gcsg.py</w:t>
+      </w:r>
+      <w:r>
+        <w:t xml:space="preserve"> </w:t>
+      </w:r>
+      <w:r>
+        <w:t xml:space="preserve">forzava</w:t>
+      </w:r>
+      <w:r>
+        <w:t xml:space="preserve"> </w:t>
+      </w:r>
+      <w:r>
+        <w:t xml:space="preserve">silenziosamente</w:t>
+      </w:r>
+      <w:r>
+        <w:t xml:space="preserve"> </w:t>
+      </w:r>
+      <w:r>
+        <w:rPr>
+          <w:rStyle w:val="VerbatimChar"/>
+        </w:rPr>
+        <w:t xml:space="preserve">quantization=awq</w:t>
+      </w:r>
+      <w:r>
+        <w:t xml:space="preserve">, un retaggio da prima che Marlin</w:t>
+      </w:r>
+      <w:r>
+        <w:t xml:space="preserve"> </w:t>
+      </w:r>
+      <w:r>
+        <w:t xml:space="preserve">fosse cablato affatto — aggiunto un flag</w:t>
+      </w:r>
+      <w:r>
+        <w:t xml:space="preserve"> </w:t>
+      </w:r>
+      <w:r>
+        <w:rPr>
+          <w:rStyle w:val="VerbatimChar"/>
+        </w:rPr>
+        <w:t xml:space="preserve">--quantization</w:t>
+      </w:r>
+      <w:r>
+        <w:t xml:space="preserve"> </w:t>
+      </w:r>
+      <w:r>
+        <w:t xml:space="preserve">esplicito</w:t>
+      </w:r>
+      <w:r>
+        <w:t xml:space="preserve"> </w:t>
+      </w:r>
+      <w:r>
+        <w:t xml:space="preserve">per poter eseguire la combinazione onestamente invece di ricadere in</w:t>
+      </w:r>
+      <w:r>
+        <w:t xml:space="preserve"> </w:t>
+      </w:r>
+      <w:r>
+        <w:t xml:space="preserve">silenzio su AWQ. Ripetuto sulla stessa RTX 3090 usata per il rerun</w:t>
+      </w:r>
+      <w:r>
+        <w:t xml:space="preserve"> </w:t>
+      </w:r>
+      <w:r>
+        <w:t xml:space="preserve">AWQ: una slice da 32 domande ha ottenuto un match esatto per materia</w:t>
+      </w:r>
+      <w:r>
+        <w:t xml:space="preserve"> </w:t>
+      </w:r>
+      <w:r>
+        <w:t xml:space="preserve">con AWQ, e il run completo single-process da 570 domande ha ottenuto</w:t>
+      </w:r>
+      <w:r>
+        <w:t xml:space="preserve"> </w:t>
+      </w:r>
+      <w:r>
+        <w:t xml:space="preserve">412/570 (72.28%), combaciando esattamente con la baseline storica di</w:t>
+      </w:r>
+      <w:r>
+        <w:t xml:space="preserve"> </w:t>
+      </w:r>
+      <w:r>
+        <w:t xml:space="preserve">Marlin. Entrambi i percorsi di quantizzazione che questo report copre</w:t>
+      </w:r>
+      <w:r>
+        <w:t xml:space="preserve"> </w:t>
+      </w:r>
+      <w:r>
+        <w:t xml:space="preserve">sono ora validati end-to-end sull’integrazione instradata via</w:t>
+      </w:r>
+      <w:r>
+        <w:t xml:space="preserve"> </w:t>
+      </w:r>
+      <w:r>
+        <w:t xml:space="preserve">TierManager — nessun gap di validazione qualitativa resta sul lato</w:t>
+      </w:r>
+      <w:r>
+        <w:t xml:space="preserve"> </w:t>
+      </w:r>
+      <w:r>
+        <w:t xml:space="preserve">cablaggio. Dati completi:</w:t>
       </w:r>
       <w:r>
         <w:t xml:space="preserve"> </w:t>
@@ -6972,7 +7296,13 @@
         <w:t xml:space="preserve">“</w:t>
       </w:r>
       <w:r>
-        <w:t xml:space="preserve">full 570-question single-shot MMLU run, TierManager wired</w:t>
+        <w:t xml:space="preserve">full 570-question</w:t>
+      </w:r>
+      <w:r>
+        <w:t xml:space="preserve"> </w:t>
+      </w:r>
+      <w:r>
+        <w:t xml:space="preserve">single-shot MMLU run, TierManager wired</w:t>
       </w:r>
       <w:r>
         <w:t xml:space="preserve">”</w:t>
@@ -6981,13 +7311,43 @@
         <w:t xml:space="preserve"> </w:t>
       </w:r>
       <w:r>
-        <w:t xml:space="preserve">del</w:t>
-      </w:r>
-      <w:r>
-        <w:t xml:space="preserve"> </w:t>
-      </w:r>
-      <w:r>
-        <w:t xml:space="preserve">2026-08-12.</w:t>
+        <w:t xml:space="preserve">del 2026-08-12 e</w:t>
+      </w:r>
+      <w:r>
+        <w:t xml:space="preserve"> </w:t>
+      </w:r>
+      <w:r>
+        <w:t xml:space="preserve">“</w:t>
+      </w:r>
+      <w:r>
+        <w:t xml:space="preserve">Marlin path</w:t>
+      </w:r>
+      <w:r>
+        <w:t xml:space="preserve"> </w:t>
+      </w:r>
+      <w:r>
+        <w:t xml:space="preserve">MMLU rerun on 3090 matches baseline exactly</w:t>
+      </w:r>
+      <w:r>
+        <w:t xml:space="preserve">”</w:t>
+      </w:r>
+      <w:r>
+        <w:t xml:space="preserve"> </w:t>
+      </w:r>
+      <w:r>
+        <w:t xml:space="preserve">del 2026-08-13;</w:t>
+      </w:r>
+      <w:r>
+        <w:t xml:space="preserve"> </w:t>
+      </w:r>
+      <w:r>
+        <w:rPr>
+          <w:rStyle w:val="VerbatimChar"/>
+        </w:rPr>
+        <w:t xml:space="preserve">osx-poc/marlin_mmlu_20260812/</w:t>
+      </w:r>
+      <w:r>
+        <w:t xml:space="preserve">.</w:t>
       </w:r>
     </w:p>
     <w:p>
@@ -8239,6 +8599,240 @@
       <w:sz w:val="20"/>
       <w:szCs w:val="20"/>
     </w:rPr>
+  </w:style>
+  <w:style w:customStyle="1" w:styleId="SourceCode" w:type="paragraph">
+    <w:name w:val="Source Code"/>
+    <w:basedOn w:val="Normal"/>
+    <w:link w:val="VerbatimChar"/>
+    <w:pPr>
+      <w:wordWrap w:val="off"/>
+    </w:pPr>
+  </w:style>
+  <w:style w:customStyle="1" w:styleId="KeywordTok" w:type="character">
+    <w:name w:val="KeywordTok"/>
+    <w:basedOn w:val="VerbatimChar"/>
+    <w:rPr>
+      <w:color w:val="007020"/>
+      <w:b/>
+    </w:rPr>
+  </w:style>
+  <w:style w:customStyle="1" w:styleId="DataTypeTok" w:type="character">
+    <w:name w:val="DataTypeTok"/>
+    <w:basedOn w:val="VerbatimChar"/>
+    <w:rPr>
+      <w:color w:val="902000"/>
+    </w:rPr>
+  </w:style>
+  <w:style w:customStyle="1" w:styleId="DecValTok" w:type="character">
+    <w:name w:val="DecValTok"/>
+    <w:basedOn w:val="VerbatimChar"/>
+    <w:rPr>
+      <w:color w:val="40a070"/>
+    </w:rPr>
+  </w:style>
+  <w:style w:customStyle="1" w:styleId="BaseNTok" w:type="character">
+    <w:name w:val="BaseNTok"/>
+    <w:basedOn w:val="VerbatimChar"/>
+    <w:rPr>
+      <w:color w:val="40a070"/>
+    </w:rPr>
+  </w:style>
+  <w:style w:customStyle="1" w:styleId="FloatTok" w:type="character">
+    <w:name w:val="FloatTok"/>
+    <w:basedOn w:val="VerbatimChar"/>
+    <w:rPr>
+      <w:color w:val="40a070"/>
+    </w:rPr>
+  </w:style>
+  <w:style w:customStyle="1" w:styleId="ConstantTok" w:type="character">
+    <w:name w:val="ConstantTok"/>
+    <w:basedOn w:val="VerbatimChar"/>
+    <w:rPr>
+      <w:color w:val="880000"/>
+    </w:rPr>
+  </w:style>
+  <w:style w:customStyle="1" w:styleId="CharTok" w:type="character">
+    <w:name w:val="CharTok"/>
+    <w:basedOn w:val="VerbatimChar"/>
+    <w:rPr>
+      <w:color w:val="4070a0"/>
+    </w:rPr>
+  </w:style>
+  <w:style w:customStyle="1" w:styleId="SpecialCharTok" w:type="character">
+    <w:name w:val="SpecialCharTok"/>
+    <w:basedOn w:val="VerbatimChar"/>
+    <w:rPr>
+      <w:color w:val="4070a0"/>
+    </w:rPr>
+  </w:style>
+  <w:style w:customStyle="1" w:styleId="StringTok" w:type="character">
+    <w:name w:val="StringTok"/>
+    <w:basedOn w:val="VerbatimChar"/>
+    <w:rPr>
+      <w:color w:val="4070a0"/>
+    </w:rPr>
+  </w:style>
+  <w:style w:customStyle="1" w:styleId="VerbatimStringTok" w:type="character">
+    <w:name w:val="VerbatimStringTok"/>
+    <w:basedOn w:val="VerbatimChar"/>
+    <w:rPr>
+      <w:color w:val="4070a0"/>
+    </w:rPr>
+  </w:style>
+  <w:style w:customStyle="1" w:styleId="SpecialStringTok" w:type="character">
+    <w:name w:val="SpecialStringTok"/>
+    <w:basedOn w:val="VerbatimChar"/>
+    <w:rPr>
+      <w:color w:val="bb6688"/>
+    </w:rPr>
+  </w:style>
+  <w:style w:customStyle="1" w:styleId="ImportTok" w:type="character">
+    <w:name w:val="ImportTok"/>
+    <w:basedOn w:val="VerbatimChar"/>
+    <w:rPr>
+      <w:color w:val="008000"/>
+      <w:b/>
+    </w:rPr>
+  </w:style>
+  <w:style w:customStyle="1" w:styleId="CommentTok" w:type="character">
+    <w:name w:val="CommentTok"/>
+    <w:basedOn w:val="VerbatimChar"/>
+    <w:rPr>
+      <w:color w:val="60a0b0"/>
+      <w:i/>
+    </w:rPr>
+  </w:style>
+  <w:style w:customStyle="1" w:styleId="DocumentationTok" w:type="character">
+    <w:name w:val="DocumentationTok"/>
+    <w:basedOn w:val="VerbatimChar"/>
+    <w:rPr>
+      <w:color w:val="ba2121"/>
+      <w:i/>
+    </w:rPr>
+  </w:style>
+  <w:style w:customStyle="1" w:styleId="AnnotationTok" w:type="character">
+    <w:name w:val="AnnotationTok"/>
+    <w:basedOn w:val="VerbatimChar"/>
+    <w:rPr>
+      <w:color w:val="60a0b0"/>
+      <w:b/>
+      <w:i/>
+    </w:rPr>
+  </w:style>
+  <w:style w:customStyle="1" w:styleId="CommentVarTok" w:type="character">
+    <w:name w:val="CommentVarTok"/>
+    <w:basedOn w:val="VerbatimChar"/>
+    <w:rPr>
+      <w:color w:val="60a0b0"/>
+      <w:b/>
+      <w:i/>
+    </w:rPr>
+  </w:style>
+  <w:style w:customStyle="1" w:styleId="OtherTok" w:type="character">
+    <w:name w:val="OtherTok"/>
+    <w:basedOn w:val="VerbatimChar"/>
+    <w:rPr>
+      <w:color w:val="007020"/>
+    </w:rPr>
+  </w:style>
+  <w:style w:customStyle="1" w:styleId="FunctionTok" w:type="character">
+    <w:name w:val="FunctionTok"/>
+    <w:basedOn w:val="VerbatimChar"/>
+    <w:rPr>
+      <w:color w:val="06287e"/>
+    </w:rPr>
+  </w:style>
+  <w:style w:customStyle="1" w:styleId="VariableTok" w:type="character">
+    <w:name w:val="VariableTok"/>
+    <w:basedOn w:val="VerbatimChar"/>
+    <w:rPr>
+      <w:color w:val="19177c"/>
+    </w:rPr>
+  </w:style>
+  <w:style w:customStyle="1" w:styleId="ControlFlowTok" w:type="character">
+    <w:name w:val="ControlFlowTok"/>
+    <w:basedOn w:val="VerbatimChar"/>
+    <w:rPr>
+      <w:color w:val="007020"/>
+      <w:b/>
+    </w:rPr>
+  </w:style>
+  <w:style w:customStyle="1" w:styleId="OperatorTok" w:type="character">
+    <w:name w:val="OperatorTok"/>
+    <w:basedOn w:val="VerbatimChar"/>
+    <w:rPr>
+      <w:color w:val="666666"/>
+    </w:rPr>
+  </w:style>
+  <w:style w:customStyle="1" w:styleId="BuiltInTok" w:type="character">
+    <w:name w:val="BuiltInTok"/>
+    <w:basedOn w:val="VerbatimChar"/>
+    <w:rPr>
+      <w:color w:val="008000"/>
+    </w:rPr>
+  </w:style>
+  <w:style w:customStyle="1" w:styleId="ExtensionTok" w:type="character">
+    <w:name w:val="ExtensionTok"/>
+    <w:basedOn w:val="VerbatimChar"/>
+    <w:rPr/>
+  </w:style>
+  <w:style w:customStyle="1" w:styleId="PreprocessorTok" w:type="character">
+    <w:name w:val="PreprocessorTok"/>
+    <w:basedOn w:val="VerbatimChar"/>
+    <w:rPr>
+      <w:color w:val="bc7a00"/>
+    </w:rPr>
+  </w:style>
+  <w:style w:customStyle="1" w:styleId="AttributeTok" w:type="character">
+    <w:name w:val="AttributeTok"/>
+    <w:basedOn w:val="VerbatimChar"/>
+    <w:rPr>
+      <w:color w:val="7d9029"/>
+    </w:rPr>
+  </w:style>
+  <w:style w:customStyle="1" w:styleId="RegionMarkerTok" w:type="character">
+    <w:name w:val="RegionMarkerTok"/>
+    <w:basedOn w:val="VerbatimChar"/>
+    <w:rPr/>
+  </w:style>
+  <w:style w:customStyle="1" w:styleId="InformationTok" w:type="character">
+    <w:name w:val="InformationTok"/>
+    <w:basedOn w:val="VerbatimChar"/>
+    <w:rPr>
+      <w:color w:val="60a0b0"/>
+      <w:b/>
+      <w:i/>
+    </w:rPr>
+  </w:style>
+  <w:style w:customStyle="1" w:styleId="WarningTok" w:type="character">
+    <w:name w:val="WarningTok"/>
+    <w:basedOn w:val="VerbatimChar"/>
+    <w:rPr>
+      <w:color w:val="60a0b0"/>
+      <w:b/>
+      <w:i/>
+    </w:rPr>
+  </w:style>
+  <w:style w:customStyle="1" w:styleId="AlertTok" w:type="character">
+    <w:name w:val="AlertTok"/>
+    <w:basedOn w:val="VerbatimChar"/>
+    <w:rPr>
+      <w:color w:val="ff0000"/>
+      <w:b/>
+    </w:rPr>
+  </w:style>
+  <w:style w:customStyle="1" w:styleId="ErrorTok" w:type="character">
+    <w:name w:val="ErrorTok"/>
+    <w:basedOn w:val="VerbatimChar"/>
+    <w:rPr>
+      <w:color w:val="ff0000"/>
+      <w:b/>
+    </w:rPr>
+  </w:style>
+  <w:style w:customStyle="1" w:styleId="NormalTok" w:type="character">
+    <w:name w:val="NormalTok"/>
+    <w:basedOn w:val="VerbatimChar"/>
+    <w:rPr/>
   </w:style>
   <w:style w:type="paragraph" w:customStyle="1" w:styleId="SourceCode">
     <w:name w:val="Source Code"/>
